--- a/docs/Cineflow-Database-Design-v1.docx
+++ b/docs/Cineflow-Database-Design-v1.docx
@@ -321,7 +321,7 @@
                 <w:sz w:val="17"/>
                 <w:szCs w:val="17"/>
               </w:rPr>
-              <w:t xml:space="preserve">17/10/2026</w:t>
+              <w:t xml:space="preserve">18/10/2026</w:t>
             </w:r>
           </w:p>
         </w:tc>
@@ -1220,6 +1220,25 @@
     </w:p>
     <w:p>
       <w:pPr>
+        <w:pStyle w:val="ListParagraph"/>
+        <w:numPr>
+          <w:ilvl w:val="0"/>
+          <w:numId w:val="1"/>
+        </w:numPr>
+        <w:spacing w:after="65" w:line="295"/>
+      </w:pPr>
+      <w:r>
+        <w:rPr>
+          <w:rFonts w:ascii="Arial" w:cs="Arial" w:eastAsia="Arial" w:hAnsi="Arial"/>
+          <w:color w:val="14243B"/>
+          <w:sz w:val="20"/>
+          <w:szCs w:val="20"/>
+        </w:rPr>
+        <w:t xml:space="preserve">URL chi tiết dùng slug duy nhất và ổn định, ví dụ /movies/dune-part-two, /admin/series/the-last-of-us, /users/nguyen-minh-anh. ID chỉ là khóa nội bộ cho quan hệ dữ liệu; nếu tên trùng thì thêm hậu tố không dựa vào ID. Trang /users/[slug] là quy ước tương lai, chưa có trong frontend hiện tại.</w:t>
+      </w:r>
+    </w:p>
+    <w:p>
+      <w:pPr>
         <w:pStyle w:val="Heading1"/>
         <w:keepNext/>
         <w:spacing w:after="130" w:before="250"/>
@@ -4043,6 +4062,119 @@
                 <w:sz w:val="17"/>
                 <w:szCs w:val="17"/>
               </w:rPr>
+              <w:t xml:space="preserve">slug</w:t>
+            </w:r>
+          </w:p>
+        </w:tc>
+        <w:tc>
+          <w:tcPr>
+            <w:tcW w:type="dxa" w:w="2000"/>
+            <w:tcMar>
+              <w:top w:type="dxa" w:w="75"/>
+              <w:left w:type="dxa" w:w="100"/>
+              <w:bottom w:type="dxa" w:w="75"/>
+              <w:right w:type="dxa" w:w="100"/>
+            </w:tcMar>
+          </w:tcPr>
+          <w:p>
+            <w:pPr>
+              <w:spacing w:after="0" w:line="240"/>
+            </w:pPr>
+            <w:r>
+              <w:rPr>
+                <w:rFonts w:ascii="Arial" w:cs="Arial" w:eastAsia="Arial" w:hAnsi="Arial"/>
+                <w:b w:val="false"/>
+                <w:bCs w:val="false"/>
+                <w:color w:val="14243B"/>
+                <w:sz w:val="17"/>
+                <w:szCs w:val="17"/>
+              </w:rPr>
+              <w:t xml:space="preserve">VARCHAR(100)</w:t>
+            </w:r>
+          </w:p>
+        </w:tc>
+        <w:tc>
+          <w:tcPr>
+            <w:tcW w:type="dxa" w:w="1250"/>
+            <w:tcMar>
+              <w:top w:type="dxa" w:w="75"/>
+              <w:left w:type="dxa" w:w="100"/>
+              <w:bottom w:type="dxa" w:w="75"/>
+              <w:right w:type="dxa" w:w="100"/>
+            </w:tcMar>
+          </w:tcPr>
+          <w:p>
+            <w:pPr>
+              <w:spacing w:after="0" w:line="240"/>
+            </w:pPr>
+            <w:r>
+              <w:rPr>
+                <w:rFonts w:ascii="Arial" w:cs="Arial" w:eastAsia="Arial" w:hAnsi="Arial"/>
+                <w:b w:val="false"/>
+                <w:bCs w:val="false"/>
+                <w:color w:val="14243B"/>
+                <w:sz w:val="17"/>
+                <w:szCs w:val="17"/>
+              </w:rPr>
+              <w:t xml:space="preserve">UQ, NN</w:t>
+            </w:r>
+          </w:p>
+        </w:tc>
+        <w:tc>
+          <w:tcPr>
+            <w:tcW w:type="dxa" w:w="4100"/>
+            <w:tcMar>
+              <w:top w:type="dxa" w:w="75"/>
+              <w:left w:type="dxa" w:w="100"/>
+              <w:bottom w:type="dxa" w:w="75"/>
+              <w:right w:type="dxa" w:w="100"/>
+            </w:tcMar>
+          </w:tcPr>
+          <w:p>
+            <w:pPr>
+              <w:spacing w:after="0" w:line="240"/>
+            </w:pPr>
+            <w:r>
+              <w:rPr>
+                <w:rFonts w:ascii="Arial" w:cs="Arial" w:eastAsia="Arial" w:hAnsi="Arial"/>
+                <w:b w:val="false"/>
+                <w:bCs w:val="false"/>
+                <w:color w:val="14243B"/>
+                <w:sz w:val="17"/>
+                <w:szCs w:val="17"/>
+              </w:rPr>
+              <w:t xml:space="preserve">Định danh công khai trong URL /users/[slug], không dùng ID.</w:t>
+            </w:r>
+          </w:p>
+        </w:tc>
+      </w:tr>
+      <w:tr>
+        <w:trPr>
+          <w:cantSplit/>
+        </w:trPr>
+        <w:tc>
+          <w:tcPr>
+            <w:tcW w:type="dxa" w:w="2250"/>
+            <w:tcMar>
+              <w:top w:type="dxa" w:w="75"/>
+              <w:left w:type="dxa" w:w="100"/>
+              <w:bottom w:type="dxa" w:w="75"/>
+              <w:right w:type="dxa" w:w="100"/>
+            </w:tcMar>
+          </w:tcPr>
+          <w:p>
+            <w:pPr>
+              <w:spacing w:after="0" w:line="240"/>
+            </w:pPr>
+            <w:r>
+              <w:rPr>
+                <w:rFonts w:ascii="Arial" w:cs="Arial" w:eastAsia="Arial" w:hAnsi="Arial"/>
+                <w:b w:val="false"/>
+                <w:bCs w:val="false"/>
+                <w:color w:val="14243B"/>
+                <w:sz w:val="17"/>
+                <w:szCs w:val="17"/>
+              </w:rPr>
               <w:t xml:space="preserve">password_hash</w:t>
             </w:r>
           </w:p>
@@ -4934,7 +5066,7 @@
           <w:sz w:val="18"/>
           <w:szCs w:val="18"/>
         </w:rPr>
-        <w:t xml:space="preserve">Ràng buộc: UNIQUE(email). Chỉ admin được đổi role/status/plan_code; editor chỉ quản lý nội dung. Tài khoản active phải có password_hash (trừ khi sau này dùng SSO). Admin tạo user → invited, cần luồng đặt mật khẩu. Không công khai password_hash, role nội bộ hoặc email trên API danh mục.</w:t>
+        <w:t xml:space="preserve">Ràng buộc: UNIQUE(email) và UNIQUE(slug) là hai ràng buộc riêng. Slug sinh khi tạo, ổn định khi đổi tên; nếu trùng thì thêm hậu tố không dựa vào ID. Chỉ admin được đổi role/status/plan_code; editor chỉ quản lý nội dung. Tài khoản active phải có password_hash (trừ khi sau này dùng SSO). Admin tạo user → invited, cần luồng đặt mật khẩu. Không công khai password_hash, role nội bộ hoặc email trên API danh mục.</w:t>
       </w:r>
     </w:p>
     <w:p>
@@ -13392,6 +13524,119 @@
                 <w:sz w:val="17"/>
                 <w:szCs w:val="17"/>
               </w:rPr>
+              <w:t xml:space="preserve">slug</w:t>
+            </w:r>
+          </w:p>
+        </w:tc>
+        <w:tc>
+          <w:tcPr>
+            <w:tcW w:type="dxa" w:w="2000"/>
+            <w:tcMar>
+              <w:top w:type="dxa" w:w="75"/>
+              <w:left w:type="dxa" w:w="100"/>
+              <w:bottom w:type="dxa" w:w="75"/>
+              <w:right w:type="dxa" w:w="100"/>
+            </w:tcMar>
+          </w:tcPr>
+          <w:p>
+            <w:pPr>
+              <w:spacing w:after="0" w:line="240"/>
+            </w:pPr>
+            <w:r>
+              <w:rPr>
+                <w:rFonts w:ascii="Arial" w:cs="Arial" w:eastAsia="Arial" w:hAnsi="Arial"/>
+                <w:b w:val="false"/>
+                <w:bCs w:val="false"/>
+                <w:color w:val="14243B"/>
+                <w:sz w:val="17"/>
+                <w:szCs w:val="17"/>
+              </w:rPr>
+              <w:t xml:space="preserve">VARCHAR(255)</w:t>
+            </w:r>
+          </w:p>
+        </w:tc>
+        <w:tc>
+          <w:tcPr>
+            <w:tcW w:type="dxa" w:w="1250"/>
+            <w:tcMar>
+              <w:top w:type="dxa" w:w="75"/>
+              <w:left w:type="dxa" w:w="100"/>
+              <w:bottom w:type="dxa" w:w="75"/>
+              <w:right w:type="dxa" w:w="100"/>
+            </w:tcMar>
+          </w:tcPr>
+          <w:p>
+            <w:pPr>
+              <w:spacing w:after="0" w:line="240"/>
+            </w:pPr>
+            <w:r>
+              <w:rPr>
+                <w:rFonts w:ascii="Arial" w:cs="Arial" w:eastAsia="Arial" w:hAnsi="Arial"/>
+                <w:b w:val="false"/>
+                <w:bCs w:val="false"/>
+                <w:color w:val="14243B"/>
+                <w:sz w:val="17"/>
+                <w:szCs w:val="17"/>
+              </w:rPr>
+              <w:t xml:space="preserve">UQ, NN</w:t>
+            </w:r>
+          </w:p>
+        </w:tc>
+        <w:tc>
+          <w:tcPr>
+            <w:tcW w:type="dxa" w:w="4100"/>
+            <w:tcMar>
+              <w:top w:type="dxa" w:w="75"/>
+              <w:left w:type="dxa" w:w="100"/>
+              <w:bottom w:type="dxa" w:w="75"/>
+              <w:right w:type="dxa" w:w="100"/>
+            </w:tcMar>
+          </w:tcPr>
+          <w:p>
+            <w:pPr>
+              <w:spacing w:after="0" w:line="240"/>
+            </w:pPr>
+            <w:r>
+              <w:rPr>
+                <w:rFonts w:ascii="Arial" w:cs="Arial" w:eastAsia="Arial" w:hAnsi="Arial"/>
+                <w:b w:val="false"/>
+                <w:bCs w:val="false"/>
+                <w:color w:val="14243B"/>
+                <w:sz w:val="17"/>
+                <w:szCs w:val="17"/>
+              </w:rPr>
+              <w:t xml:space="preserve">Định danh tập trong URL sửa tập, không dùng ID.</w:t>
+            </w:r>
+          </w:p>
+        </w:tc>
+      </w:tr>
+      <w:tr>
+        <w:trPr>
+          <w:cantSplit/>
+        </w:trPr>
+        <w:tc>
+          <w:tcPr>
+            <w:tcW w:type="dxa" w:w="2250"/>
+            <w:tcMar>
+              <w:top w:type="dxa" w:w="75"/>
+              <w:left w:type="dxa" w:w="100"/>
+              <w:bottom w:type="dxa" w:w="75"/>
+              <w:right w:type="dxa" w:w="100"/>
+            </w:tcMar>
+          </w:tcPr>
+          <w:p>
+            <w:pPr>
+              <w:spacing w:after="0" w:line="240"/>
+            </w:pPr>
+            <w:r>
+              <w:rPr>
+                <w:rFonts w:ascii="Arial" w:cs="Arial" w:eastAsia="Arial" w:hAnsi="Arial"/>
+                <w:b w:val="false"/>
+                <w:bCs w:val="false"/>
+                <w:color w:val="14243B"/>
+                <w:sz w:val="17"/>
+                <w:szCs w:val="17"/>
+              </w:rPr>
               <w:t xml:space="preserve">name</w:t>
             </w:r>
           </w:p>
@@ -14396,7 +14641,7 @@
           <w:sz w:val="18"/>
           <w:szCs w:val="18"/>
         </w:rPr>
-        <w:t xml:space="preserve">Ràng buộc: UNIQUE(season_id, episode_number). API kiểm tra film chỉ có episode số 1; series có thể 1, 50 hoặc nhiều tập. Tập chưa published không có trong API công khai.</w:t>
+        <w:t xml:space="preserve">Ràng buộc: UNIQUE(season_id, episode_number) và UNIQUE(slug). Slug không đổi khi sửa tên tập; nếu trùng thì thêm hậu tố không dựa vào ID. API kiểm tra film chỉ có episode số 1; series có thể 1, 50 hoặc nhiều tập. Tập chưa published không có trong API công khai.</w:t>
       </w:r>
     </w:p>
     <w:p>
@@ -17382,6 +17627,25 @@
           <w:szCs w:val="20"/>
         </w:rPr>
         <w:t xml:space="preserve">Giao diện phim lẻ: API lấy title.kind=movie và episode duy nhất; không đưa season ẩn ra UI. Phim bộ một phần có thể ẩn tab phần; phim nhiều phần hiện danh sách season_number. Nhóm tập 1–12, 13–24 chỉ là phân trang ở giao diện, không phải bảng database.</w:t>
+      </w:r>
+    </w:p>
+    <w:p>
+      <w:pPr>
+        <w:pStyle w:val="ListParagraph"/>
+        <w:numPr>
+          <w:ilvl w:val="0"/>
+          <w:numId w:val="1"/>
+        </w:numPr>
+        <w:spacing w:after="65" w:line="295"/>
+      </w:pPr>
+      <w:r>
+        <w:rPr>
+          <w:rFonts w:ascii="Arial" w:cs="Arial" w:eastAsia="Arial" w:hAnsi="Arial"/>
+          <w:color w:val="14243B"/>
+          <w:sz w:val="20"/>
+          <w:szCs w:val="20"/>
+        </w:rPr>
+        <w:t xml:space="preserve">Web và API tra cứu tài nguyên từ slug ở đoạn động của URL. Cơ sở dữ liệu vẫn dùng id cho PK/FK và JOIN. Các slug không chứa email, mật khẩu hoặc ID nội bộ; đổi tên hiển thị không tự đổi slug để tránh gãy liên kết.</w:t>
       </w:r>
     </w:p>
     <w:p>
@@ -17847,6 +18111,65 @@
                 <w:szCs w:val="17"/>
               </w:rPr>
               <w:t xml:space="preserve">UNIQUE.</w:t>
+            </w:r>
+          </w:p>
+        </w:tc>
+      </w:tr>
+      <w:tr>
+        <w:trPr>
+          <w:cantSplit/>
+        </w:trPr>
+        <w:tc>
+          <w:tcPr>
+            <w:tcW w:type="dxa" w:w="3300"/>
+            <w:tcMar>
+              <w:top w:type="dxa" w:w="75"/>
+              <w:left w:type="dxa" w:w="100"/>
+              <w:bottom w:type="dxa" w:w="75"/>
+              <w:right w:type="dxa" w:w="100"/>
+            </w:tcMar>
+          </w:tcPr>
+          <w:p>
+            <w:pPr>
+              <w:spacing w:after="0" w:line="240"/>
+            </w:pPr>
+            <w:r>
+              <w:rPr>
+                <w:rFonts w:ascii="Arial" w:cs="Arial" w:eastAsia="Arial" w:hAnsi="Arial"/>
+                <w:b w:val="false"/>
+                <w:bCs w:val="false"/>
+                <w:color w:val="14243B"/>
+                <w:sz w:val="17"/>
+                <w:szCs w:val="17"/>
+              </w:rPr>
+              <w:t xml:space="preserve">users.slug; episodes.slug</w:t>
+            </w:r>
+          </w:p>
+        </w:tc>
+        <w:tc>
+          <w:tcPr>
+            <w:tcW w:type="dxa" w:w="6300"/>
+            <w:tcMar>
+              <w:top w:type="dxa" w:w="75"/>
+              <w:left w:type="dxa" w:w="100"/>
+              <w:bottom w:type="dxa" w:w="75"/>
+              <w:right w:type="dxa" w:w="100"/>
+            </w:tcMar>
+          </w:tcPr>
+          <w:p>
+            <w:pPr>
+              <w:spacing w:after="0" w:line="240"/>
+            </w:pPr>
+            <w:r>
+              <w:rPr>
+                <w:rFonts w:ascii="Arial" w:cs="Arial" w:eastAsia="Arial" w:hAnsi="Arial"/>
+                <w:b w:val="false"/>
+                <w:bCs w:val="false"/>
+                <w:color w:val="14243B"/>
+                <w:sz w:val="17"/>
+                <w:szCs w:val="17"/>
+              </w:rPr>
+              <w:t xml:space="preserve">UNIQUE; dùng cho URL hồ sơ và đường dẫn tập.</w:t>
             </w:r>
           </w:p>
         </w:tc>
